--- a/document_templates/russian_library/Исковые_заявления/Особое_производство_Установление_фактов_и_статусов/шаблон_Исковое_заявление_об_установлении_факта_родственных_связей.docx
+++ b/document_templates/russian_library/Исковые_заявления/Особое_производство_Установление_фактов_и_статусов/шаблон_Исковое_заявление_об_установлении_факта_родственных_связей.docx
@@ -51,15 +51,14 @@
           <w:lang w:val="en-US"/>
         </w:rPr>
       </w:pPr>
-      <w:proofErr w:type="gramStart"/>
-      <w:r>
-        <w:rPr>
-          <w:rFonts w:ascii="Times New Roman" w:hAnsi="Times New Roman" w:cs="Times New Roman"/>
-          <w:sz w:val="24"/>
-          <w:szCs w:val="24"/>
-          <w:lang w:val="en-US"/>
-        </w:rPr>
-        <w:t>{{ court_w_t_w_r_w_prooferr_w_type_gramend_w_r_w_rpr_w_rfonts_w_ascii_times_new_roman_w_hansi_times_new_roman_w_cs_times_new_roman_w_sz_w_val_24_w_szcs_w_val_24_w_lang_w_val_en_us_w_rpr_w_t_xml_space_preserve_address }}</w:t>
+      <w:r>
+        <w:rPr>
+          <w:rFonts w:ascii="Times New Roman" w:hAnsi="Times New Roman" w:cs="Times New Roman"/>
+          <w:sz w:val="24"/>
+          <w:szCs w:val="24"/>
+          <w:lang w:val="en-US"/>
+        </w:rPr>
+        <w:t>{{ court_address }}</w:t>
       </w:r>
     </w:p>
     <w:p>
@@ -94,7 +93,7 @@
           <w:sz w:val="24"/>
           <w:szCs w:val="24"/>
         </w:rPr>
-        <w:t xml:space="preserve"> {{ w_t_w_r_w_r_w_rsidr_00c72b59_w_rpr_w_rfonts_w_ascii_times_new_roman_w_hansi_times_new_roman_w_cs_times_new_roman_w_sz_w_val_24_w_szcs_w_val_24_w_lang_w_val_en_us_w_rpr_w_t_applicant_w_t_w_r_w_r_w_rsidr_00c72b59_w_rsidrpr_00c72b59_w_rpr_w_rfonts_w_ascii_times_new_roman_w_hansi_times_new_roman_w_cs_times_new_roman_w_sz_w_val_24_w_szcs_w_val_24_w_rpr_w_t_xml_space_preserve }}</w:t>
+        <w:t xml:space="preserve"> {{ applicant }}</w:t>
       </w:r>
     </w:p>
     <w:p>
@@ -242,7 +241,7 @@
           <w:szCs w:val="24"/>
           <w:lang w:val="en-US"/>
         </w:rPr>
-        <w:t xml:space="preserve">{{ w_t_w_r_w_r_w_rsidr_00c72b59_w_rpr_w_rfonts_w_ascii_times_new_roman_w_hansi_times_new_roman_w_cs_times_new_roman_w_sz_w_val_24_w_szcs_w_val_24_w_lang_w_val_en_us_w_rpr_w_t_applicant_w_t_w_r_w_r_w_rsidr_00c72b59_w_rsidrpr_00c72b59_w_rpr_w_rfonts_w_ascii_times_new_roman_w_hansi_times_new_roman_w_cs_times_new_roman_w_sz_w_val_24_w_szcs_w_val_24_w_lang_w_val_en_us_w_rpr_w_t_xml_space_preserve }}</w:t>
+        <w:t xml:space="preserve">{{ applicant }}</w:t>
       </w:r>
       <w:r>
         <w:rPr>
@@ -277,7 +276,7 @@
           <w:szCs w:val="24"/>
           <w:lang w:val="en-US"/>
         </w:rPr>
-        <w:t xml:space="preserve">{{ w_t_w_r_w_r_w_rsidr_00c72b59_w_rpr_w_rfonts_w_ascii_times_new_roman_w_hansi_times_new_roman_w_cs_times_new_roman_w_sz_w_val_24_w_szcs_w_val_24_w_lang_w_val_en_us_w_rpr_w_t_applicant_w_t_w_r_w_r_w_rsidr_00c72b59_w_rsidrpr_00c72b59_w_rpr_w_rfonts_w_ascii_times_new_roman_w_hansi_times_new_roman_w_cs_times_new_roman_w_sz_w_val_24_w_szcs_w_val_24_w_lang_w_val_en_us_w_rpr_w_t_xml_space_preserve_w_t_w_r_w_r_w_rsidr_00c72b59_w_rpr_w_rfonts_w_ascii_times_new_roman_w_hansi_times_new_roman_w_cs_times_new_roman_w_sz_w_val_24_w_szcs_w_val_24_w_lang_w_val_en_us_w_rpr_w_t_relation_w_t_w_r_w_r_w_rsidr_00c72b59_w_rsidrpr_00c72b59_w_rpr_w_rfonts_w_ascii_times_new_roman_w_hansi_times_new_roman_w_cs_times_new_roman_w_sz_w_val_24_w_szcs_w_val_24_w_lang_w_val_en_us_w_rpr_w_t_xml_space_preserve }} </w:t>
+        <w:t xml:space="preserve">{{ applicant_relation }} </w:t>
       </w:r>
       <w:r>
         <w:rPr>
@@ -303,7 +302,7 @@
           <w:szCs w:val="24"/>
           <w:lang w:val="en-US"/>
         </w:rPr>
-        <w:t xml:space="preserve">{{ w_t_w_r_w_r_w_rsidr_00c72b59_w_rpr_w_rfonts_w_ascii_times_new_roman_w_hansi_times_new_roman_w_cs_times_new_roman_w_sz_w_val_24_w_szcs_w_val_24_w_lang_w_val_en_us_w_rpr_w_t_deceased_name }}</w:t>
+        <w:t xml:space="preserve">{{ deceased_name }}</w:t>
       </w:r>
       <w:r>
         <w:rPr>
@@ -345,7 +344,7 @@
           <w:sz w:val="24"/>
           <w:szCs w:val="24"/>
         </w:rPr>
-        <w:t xml:space="preserve"> {{ w_t_w_r_w_r_w_rsidr_00c72b59_w_rpr_w_rfonts_w_ascii_times_new_roman_w_hansi_times_new_roman_w_cs_times_new_roman_w_sz_w_val_24_w_szcs_w_val_24_w_lang_w_val_en_us_w_rpr_w_t_inheritance_w_t_w_r_w_r_w_rsidr_00c72b59_w_rsidrpr_00c72b59_w_rpr_w_rfonts_w_ascii_times_new_roman_w_hansi_times_new_roman_w_cs_times_new_roman_w_sz_w_val_24_w_szcs_w_val_24_w_rpr_w_t_xml_space_preserve_w_t_w_r_w_r_w_rsidr_00c72b59_w_rpr_w_rfonts_w_ascii_times_new_roman_w_hansi_times_new_roman_w_cs_times_new_roman_w_sz_w_val_24_w_szcs_w_val_24_w_lang_w_val_en_us_w_rpr_w_t_issue_w_t_w_r_w_r_w_rsidr_00c72b59_w_rsidrpr_00c72b59_w_rpr_w_rfonts_w_ascii_times_new_roman_w_hansi_times_new_roman_w_cs_times_new_roman_w_sz_w_val_24_w_szcs_w_val_24_w_rpr_w_t_xml_space_preserve }}</w:t>
+        <w:t xml:space="preserve"> {{ inheritance_issue }}</w:t>
       </w:r>
       <w:r>
         <w:rPr>
@@ -371,7 +370,7 @@
           <w:sz w:val="24"/>
           <w:szCs w:val="24"/>
         </w:rPr>
-        <w:t xml:space="preserve">{{ w_t_w_r_w_r_w_rpr_w_rfonts_w_ascii_times_new_roman_w_hansi_times_new_roman_w_cs_times_new_roman_w_sz_w_val_24_w_szcs_w_val_24_w_lang_w_val_en_us_w_rpr_w_t_additional_w_t_w_r_w_r_w_rsidrpr_00c72b59_w_rpr_w_rfonts_w_ascii_times_new_roman_w_hansi_times_new_roman_w_cs_times_new_roman_w_sz_w_val_24_w_szcs_w_val_24_w_rpr_w_t_xml_space_preserve_w_t_w_r_w_r_w_rpr_w_rfonts_w_ascii_times_new_roman_w_hansi_times_new_roman_w_cs_times_new_roman_w_sz_w_val_24_w_szcs_w_val_24_w_lang_w_val_en_us_w_rpr_w_t_details_w_t_w_r_w_r_w_rsidrpr_00c72b59_w_rpr_w_rfonts_w_ascii_times_new_roman_w_hansi_times_new_roman_w_cs_times_new_roman_w_sz_w_val_24_w_szcs_w_val_24_w_rpr_w_t_xml_space_preserve }}</w:t>
+        <w:t xml:space="preserve">{{ additional_details }}</w:t>
       </w:r>
       <w:r>
         <w:rPr>
@@ -403,7 +402,7 @@
           <w:sz w:val="24"/>
           <w:szCs w:val="24"/>
         </w:rPr>
-        <w:t xml:space="preserve"> {{ w_t_w_r_w_r_w_rpr_w_rfonts_w_ascii_times_new_roman_w_hansi_times_new_roman_w_cs_times_new_roman_w_sz_w_val_24_w_szcs_w_val_24_w_lang_w_val_en_us_w_rpr_w_t_evidence_w_t_w_r_w_r_w_rsidrpr_00c72b59_w_rpr_w_rfonts_w_ascii_times_new_roman_w_hansi_times_new_roman_w_cs_times_new_roman_w_sz_w_val_24_w_szcs_w_val_24_w_rpr_w_t_xml_space_preserve_w_t_w_r_w_r_w_rpr_w_rfonts_w_ascii_times_new_roman_w_hansi_times_new_roman_w_cs_times_new_roman_w_sz_w_val_24_w_szcs_w_val_24_w_lang_w_val_en_us_w_rpr_w_t_list_w_t_w_r_w_r_w_rsidrpr_00c72b59_w_rpr_w_rfonts_w_ascii_times_new_roman_w_hansi_times_new_roman_w_cs_times_new_roman_w_sz_w_val_24_w_szcs_w_val_24_w_rpr_w_t_xml_space_preserve }}</w:t>
+        <w:t xml:space="preserve"> {{ evidence_list }}</w:t>
       </w:r>
       <w:r>
         <w:rPr>
@@ -461,7 +460,7 @@
           <w:sz w:val="24"/>
           <w:szCs w:val="24"/>
         </w:rPr>
-        <w:t xml:space="preserve">{{ w_t_w_r_w_r_w_rsidr_00c72b59_w_rpr_w_rfonts_w_ascii_times_new_roman_w_hansi_times_new_roman_w_cs_times_new_roman_w_sz_w_val_24_w_szcs_w_val_24_w_lang_w_val_en_us_w_rpr_w_t_kinship_w_t_w_r_w_r_w_rsidr_00c72b59_w_rsidrpr_00c72b59_w_rpr_w_rfonts_w_ascii_times_new_roman_w_hansi_times_new_roman_w_cs_times_new_roman_w_sz_w_val_24_w_szcs_w_val_24_w_rpr_w_t_xml_space_preserve_w_t_w_r_w_r_w_rsidr_00c72b59_w_rpr_w_rfonts_w_ascii_times_new_roman_w_hansi_times_new_roman_w_cs_times_new_roman_w_sz_w_val_24_w_szcs_w_val_24_w_lang_w_val_en_us_w_rpr_w_t_requested_w_t_w_r_w_r_w_rsidr_00c72b59_w_rsidrpr_00c72b59_w_rpr_w_rfonts_w_ascii_times_new_roman_w_hansi_times_new_roman_w_cs_times_new_roman_w_sz_w_val_24_w_szcs_w_val_24_w_rpr_w_t_xml_space_preserve }} {{ w_t_w_r_w_r_w_rsidr_00c72b59_w_rpr_w_rfonts_w_ascii_times_new_roman_w_hansi_times_new_roman_w_cs_times_new_roman_w_sz_w_val_24_w_szcs_w_val_24_w_lang_w_val_en_us_w_rpr_w_t_deceased_w_t_w_r_w_r_w_rsidr_00c72b59_w_rsidrpr_00c72b59_w_rpr_w_rfonts_w_ascii_times_new_roman_w_hansi_times_new_roman_w_cs_times_new_roman_w_sz_w_val_24_w_szcs_w_val_24_w_rpr_w_t_xml_space_preserve_w_t_w_r_w_r_w_rsidr_00c72b59_w_rpr_w_rfonts_w_ascii_times_new_roman_w_hansi_times_new_roman_w_cs_times_new_roman_w_sz_w_val_24_w_szcs_w_val_24_w_lang_w_val_en_us_w_rpr_w_t_name_w_t_w_r_w_r_w_rsidr_00c72b59_w_rsidrpr_00c72b59_w_rpr_w_rfonts_w_ascii_times_new_roman_w_hansi_times_new_roman_w_cs_times_new_roman_w_sz_w_val_24_w_szcs_w_val_24_w_rpr_w_t_xml_space_preserve }}</w:t>
+        <w:t xml:space="preserve">{{ kinship_requested }} {{ deceased_name }}</w:t>
       </w:r>
       <w:r>
         <w:rPr>
